--- a/Адаптивные технологии/5 практическая.docx
+++ b/Адаптивные технологии/5 практическая.docx
@@ -54,7 +54,7 @@
                           <a:blip r:embed="rId5" cstate="print">
                             <a:extLst>
                               <a:ext uri="{28A0092B-C50C-407E-A947-70E740481C1C}">
-                                <a14:useLocalDpi xmlns="" xmlns:wpc="http://schemas.microsoft.com/office/word/2010/wordprocessingCanvas" xmlns:mc="http://schemas.openxmlformats.org/markup-compatibility/2006" xmlns:o="urn:schemas-microsoft-com:office:office" xmlns:v="urn:schemas-microsoft-com:vml" xmlns:wp14="http://schemas.microsoft.com/office/word/2010/wordprocessingDrawing" xmlns:w10="urn:schemas-microsoft-com:office:word" xmlns:w="http://schemas.openxmlformats.org/wordprocessingml/2006/main" xmlns:w14="http://schemas.microsoft.com/office/word/2010/wordml" xmlns:wpg="http://schemas.microsoft.com/office/word/2010/wordprocessingGroup" xmlns:wpi="http://schemas.microsoft.com/office/word/2010/wordprocessingInk" xmlns:wps="http://schemas.microsoft.com/office/word/2010/wordprocessingShape" xmlns:a14="http://schemas.microsoft.com/office/drawing/2010/main" val="0"/>
+                                <a14:useLocalDpi xmlns:a14="http://schemas.microsoft.com/office/drawing/2010/main" xmlns:wps="http://schemas.microsoft.com/office/word/2010/wordprocessingShape" xmlns:wpi="http://schemas.microsoft.com/office/word/2010/wordprocessingInk" xmlns:wpg="http://schemas.microsoft.com/office/word/2010/wordprocessingGroup" xmlns:w14="http://schemas.microsoft.com/office/word/2010/wordml" xmlns:w="http://schemas.openxmlformats.org/wordprocessingml/2006/main" xmlns:w10="urn:schemas-microsoft-com:office:word" xmlns:wp14="http://schemas.microsoft.com/office/word/2010/wordprocessingDrawing" xmlns:v="urn:schemas-microsoft-com:vml" xmlns:o="urn:schemas-microsoft-com:office:office" xmlns:mc="http://schemas.openxmlformats.org/markup-compatibility/2006" xmlns:wpc="http://schemas.microsoft.com/office/word/2010/wordprocessingCanvas" xmlns="" val="0"/>
                               </a:ext>
                             </a:extLst>
                           </a:blip>
@@ -314,13 +314,6 @@
     </w:p>
     <w:sdt>
       <w:sdtPr>
-        <w:id w:val="34597001"/>
-        <w:docPartObj>
-          <w:docPartGallery w:val="Table of Contents"/>
-          <w:docPartUnique/>
-        </w:docPartObj>
-      </w:sdtPr>
-      <w:sdtEndPr>
         <w:rPr>
           <w:rFonts w:ascii="Times New Roman" w:eastAsiaTheme="minorHAnsi" w:hAnsi="Times New Roman" w:cstheme="minorBidi"/>
           <w:b w:val="0"/>
@@ -329,7 +322,12 @@
           <w:sz w:val="28"/>
           <w:szCs w:val="22"/>
         </w:rPr>
-      </w:sdtEndPr>
+        <w:id w:val="34597001"/>
+        <w:docPartObj>
+          <w:docPartGallery w:val="Table of Contents"/>
+          <w:docPartUnique/>
+        </w:docPartObj>
+      </w:sdtPr>
       <w:sdtContent>
         <w:p>
           <w:pPr>
@@ -340,16 +338,86 @@
           </w:r>
         </w:p>
         <w:p>
-          <w:fldSimple w:instr=" TOC \o &quot;1-3&quot; \h \z \u ">
-            <w:r>
-              <w:rPr>
-                <w:b/>
-                <w:bCs/>
+          <w:pPr>
+            <w:pStyle w:val="11"/>
+            <w:tabs>
+              <w:tab w:val="right" w:leader="dot" w:pos="9345"/>
+            </w:tabs>
+            <w:rPr>
+              <w:noProof/>
+            </w:rPr>
+          </w:pPr>
+          <w:r>
+            <w:fldChar w:fldCharType="begin"/>
+          </w:r>
+          <w:r>
+            <w:instrText xml:space="preserve"> TOC \o "1-3" \h \z \u </w:instrText>
+          </w:r>
+          <w:r>
+            <w:fldChar w:fldCharType="separate"/>
+          </w:r>
+          <w:hyperlink w:anchor="_Toc221175033" w:history="1">
+            <w:r>
+              <w:rPr>
+                <w:rStyle w:val="a7"/>
                 <w:noProof/>
               </w:rPr>
-              <w:t>Элементы оглавления не найдены.</w:t>
-            </w:r>
-          </w:fldSimple>
+              <w:t>Задание 1</w:t>
+            </w:r>
+            <w:r>
+              <w:rPr>
+                <w:noProof/>
+                <w:webHidden/>
+              </w:rPr>
+              <w:tab/>
+            </w:r>
+            <w:r>
+              <w:rPr>
+                <w:noProof/>
+                <w:webHidden/>
+              </w:rPr>
+              <w:fldChar w:fldCharType="begin"/>
+            </w:r>
+            <w:r>
+              <w:rPr>
+                <w:noProof/>
+                <w:webHidden/>
+              </w:rPr>
+              <w:instrText xml:space="preserve"> PAGEREF _Toc221175033 \h </w:instrText>
+            </w:r>
+            <w:r>
+              <w:rPr>
+                <w:noProof/>
+                <w:webHidden/>
+              </w:rPr>
+            </w:r>
+            <w:r>
+              <w:rPr>
+                <w:noProof/>
+                <w:webHidden/>
+              </w:rPr>
+              <w:fldChar w:fldCharType="separate"/>
+            </w:r>
+            <w:r>
+              <w:rPr>
+                <w:noProof/>
+                <w:webHidden/>
+              </w:rPr>
+              <w:t>3</w:t>
+            </w:r>
+            <w:r>
+              <w:rPr>
+                <w:noProof/>
+                <w:webHidden/>
+              </w:rPr>
+              <w:fldChar w:fldCharType="end"/>
+            </w:r>
+          </w:hyperlink>
+        </w:p>
+        <w:p>
+          <w:r>
+            <w:fldChar w:fldCharType="end"/>
+          </w:r>
         </w:p>
       </w:sdtContent>
     </w:sdt>
@@ -362,10 +430,12 @@
       <w:pPr>
         <w:pStyle w:val="1"/>
       </w:pPr>
+      <w:bookmarkStart w:id="0" w:name="_Toc221175033"/>
       <w:r>
         <w:lastRenderedPageBreak/>
         <w:t>Задание 1</w:t>
       </w:r>
+      <w:bookmarkEnd w:id="0"/>
     </w:p>
     <w:p>
       <w:r>
@@ -789,6 +859,29 @@
       <w:outlineLvl w:val="9"/>
     </w:pPr>
   </w:style>
+  <w:style w:type="paragraph" w:styleId="11">
+    <w:name w:val="toc 1"/>
+    <w:basedOn w:val="a"/>
+    <w:next w:val="a"/>
+    <w:autoRedefine/>
+    <w:uiPriority w:val="39"/>
+    <w:unhideWhenUsed/>
+    <w:rsid w:val="00710DD6"/>
+    <w:pPr>
+      <w:spacing w:after="100"/>
+    </w:pPr>
+  </w:style>
+  <w:style w:type="character" w:styleId="a7">
+    <w:name w:val="Hyperlink"/>
+    <w:basedOn w:val="a0"/>
+    <w:uiPriority w:val="99"/>
+    <w:unhideWhenUsed/>
+    <w:rsid w:val="00710DD6"/>
+    <w:rPr>
+      <w:color w:val="0000FF" w:themeColor="hyperlink"/>
+      <w:u w:val="single"/>
+    </w:rPr>
+  </w:style>
 </w:styles>
 </file>
 
@@ -1080,7 +1173,7 @@
 </file>
 
 <file path=customXml/itemProps1.xml><?xml version="1.0" encoding="utf-8"?>
-<ds:datastoreItem xmlns:ds="http://schemas.openxmlformats.org/officeDocument/2006/customXml" ds:itemID="{ADA37AB9-CB2B-464C-9C33-7D0E03CFE257}">
+<ds:datastoreItem xmlns:ds="http://schemas.openxmlformats.org/officeDocument/2006/customXml" ds:itemID="{0D10D555-83BA-4A50-892E-7E48337F49BA}">
   <ds:schemaRefs>
     <ds:schemaRef ds:uri="http://schemas.openxmlformats.org/officeDocument/2006/bibliography"/>
   </ds:schemaRefs>
